--- a/Through Assignment 2/Assignment2_template.docx
+++ b/Through Assignment 2/Assignment2_template.docx
@@ -74,7 +74,7 @@
         </w:numPr>
       </w:pPr>
       <w:r>
-        <w:t xml:space="preserve">All of you numerical results for questions 5-8 should come up when the grader runs this script. However, you still need to manually write the specific statistics and the short interpretations which are requested below.</w:t>
+        <w:t xml:space="preserve">All of your numerical results for questions 5-7 should come up when the grader runs this script. However, you still need to manually write the specific statistics and the short interpretations which are requested below.</w:t>
       </w:r>
     </w:p>
     <w:p>
@@ -95,13 +95,13 @@
         <w:t xml:space="preserve">Overview &amp; instructions for questions two through four.</w:t>
       </w:r>
     </w:p>
-    <w:bookmarkStart w:id="22" w:name="X18663169382f6e629bcff3aea98e96c17c26adc"/>
+    <w:bookmarkStart w:id="22" w:name="X1c93b607cbedf8fbe497b63aca9f2414118478d"/>
     <w:p>
       <w:pPr>
         <w:pStyle w:val="Heading3"/>
       </w:pPr>
       <w:r>
-        <w:t xml:space="preserve">All three of these questions are about the independent groups t-test. Your answers should be short essays which contain formulae.</w:t>
+        <w:t xml:space="preserve">All three of these questions are about the independent groups t-test. Your answers should be short answers which contain formulae, not simply formulae.</w:t>
       </w:r>
     </w:p>
     <w:p>
@@ -116,7 +116,7 @@
         <w:pStyle w:val="FirstParagraph"/>
       </w:pPr>
       <w:r>
-        <w:t xml:space="preserve">Q2.How does the Central Limit Theorem define the shape, or</w:t>
+        <w:t xml:space="preserve">Q2. How does the Central Limit Theorem define the shape, or</w:t>
       </w:r>
       <w:r>
         <w:t xml:space="preserve"> </w:t>
@@ -578,7 +578,7 @@
         <w:t xml:space="preserve"> </w:t>
       </w:r>
       <w:r>
-        <w:t xml:space="preserve">data set records the extra hours of sleep obtained by subjects under two different drugs (</w:t>
+        <w:t xml:space="preserve">data set records the extra hours of sleep obtained by subjects under the effects of a drug during two nights (</w:t>
       </w:r>
       <w:r>
         <w:rPr>
@@ -587,7 +587,7 @@
         <w:t xml:space="preserve">group</w:t>
       </w:r>
       <w:r>
-        <w:t xml:space="preserve">). Importantly, the same ten subjects each received both drugs (the rows are ordered by subject ID). The question is whether the two drugs produce different amounts of extra sleep.</w:t>
+        <w:t xml:space="preserve">from the data, night1 and night2 for us). Importantly, the same ten subjects participated each night. The label group1 is for the first night and group2 is for the second night.</w:t>
       </w:r>
     </w:p>
     <w:p>
@@ -653,7 +653,7 @@
         <w:rPr>
           <w:rStyle w:val="VerbatimChar"/>
         </w:rPr>
-        <w:t xml:space="preserve">data:  group1 and group2</w:t>
+        <w:t xml:space="preserve">data:  night1 and night2</w:t>
       </w:r>
       <w:r>
         <w:br/>
@@ -801,7 +801,7 @@
         <w:t xml:space="preserve"> </w:t>
       </w:r>
       <w:r>
-        <w:t xml:space="preserve">different from a hypothesized value of 17 mpg? Use the code below to get your t and its p-value. Then, compare that p-value to an alpha of .05 to determine if you have found a significant difference.</w:t>
+        <w:t xml:space="preserve">different from a hypothesized value of 21 mpg? Use the code below to get your t and its p-value. Then, compare that p-value to an alpha of .05 to determine if you have found a significant difference.</w:t>
       </w:r>
     </w:p>
     <w:p>
@@ -826,13 +826,21 @@
     </w:p>
     <w:p>
       <w:pPr>
+        <w:pStyle w:val="FirstParagraph"/>
+      </w:pPr>
+      <w:r>
+        <w:t xml:space="preserve">t-score</w:t>
+      </w:r>
+    </w:p>
+    <w:p>
+      <w:pPr>
         <w:pStyle w:val="SourceCode"/>
       </w:pPr>
       <w:r>
         <w:rPr>
           <w:rStyle w:val="VerbatimChar"/>
         </w:rPr>
-        <w:t xml:space="preserve">[1] 17</w:t>
+        <w:t xml:space="preserve">[1] 21</w:t>
       </w:r>
     </w:p>
     <w:p>
@@ -843,7 +851,7 @@
         <w:rPr>
           <w:rStyle w:val="VerbatimChar"/>
         </w:rPr>
-        <w:t xml:space="preserve">[1] 17</w:t>
+        <w:t xml:space="preserve">[1] 21</w:t>
       </w:r>
     </w:p>
     <w:p>
@@ -920,7 +928,7 @@
         <w:rPr>
           <w:rStyle w:val="VerbatimChar"/>
         </w:rPr>
-        <w:t xml:space="preserve">[1] 4.123106</w:t>
+        <w:t xml:space="preserve">[1] 4.582576</w:t>
       </w:r>
     </w:p>
     <w:p>
@@ -985,6 +993,22 @@
     </w:p>
     <w:p>
       <w:pPr>
+        <w:pStyle w:val="FirstParagraph"/>
+      </w:pPr>
+      <w:r>
+        <w:t xml:space="preserve">p-value</w:t>
+      </w:r>
+    </w:p>
+    <w:p>
+      <w:pPr>
+        <w:pStyle w:val="BodyText"/>
+      </w:pPr>
+      <w:r>
+        <w:t xml:space="preserve">Cohen’s d</w:t>
+      </w:r>
+    </w:p>
+    <w:p>
+      <w:pPr>
         <w:pStyle w:val="SourceCode"/>
       </w:pPr>
       <w:r>
@@ -992,6 +1016,36 @@
           <w:rStyle w:val="VerbatimChar"/>
         </w:rPr>
         <w:t xml:space="preserve">[1] 0.5</w:t>
+      </w:r>
+    </w:p>
+    <w:p>
+      <w:pPr>
+        <w:pStyle w:val="FirstParagraph"/>
+      </w:pPr>
+      <w:r>
+        <w:t xml:space="preserve">CI</w:t>
+      </w:r>
+    </w:p>
+    <w:p>
+      <w:pPr>
+        <w:pStyle w:val="SourceCode"/>
+      </w:pPr>
+      <w:r>
+        <w:rPr>
+          <w:rStyle w:val="VerbatimChar"/>
+        </w:rPr>
+        <w:t xml:space="preserve">[1] "LL = 1"</w:t>
+      </w:r>
+    </w:p>
+    <w:p>
+      <w:pPr>
+        <w:pStyle w:val="SourceCode"/>
+      </w:pPr>
+      <w:r>
+        <w:rPr>
+          <w:rStyle w:val="VerbatimChar"/>
+        </w:rPr>
+        <w:t xml:space="preserve">[1] "UL = 2"</w:t>
       </w:r>
     </w:p>
     <w:bookmarkEnd w:id="24"/>
